--- a/src/OpenXmlHtml.Tests/WordBackgroundColorTests.RunAndParagraphBackground.Net.verified.docx
+++ b/src/OpenXmlHtml.Tests/WordBackgroundColorTests.RunAndParagraphBackground.Net.verified.docx
@@ -10,7 +10,7 @@
         <w:rPr>
           <w:shd w:val="clear" w:fill="E8F4FD"/>
         </w:rPr>
-        <w:t xml:space="preserve"> Light blue paragraph with </w:t>
+        <w:t xml:space="preserve">Light blue paragraph with </w:t>
       </w:r>
       <w:r>
         <w:rPr>
@@ -22,7 +22,7 @@
         <w:rPr>
           <w:shd w:val="clear" w:fill="E8F4FD"/>
         </w:rPr>
-        <w:t xml:space="preserve"> text inside. </w:t>
+        <w:t xml:space="preserve"> text inside.</w:t>
       </w:r>
     </w:p>
     <w:sectPr>

--- a/src/OpenXmlHtml.Tests/WordBackgroundColorTests.RunAndParagraphBackground.Net.verified.docx
+++ b/src/OpenXmlHtml.Tests/WordBackgroundColorTests.RunAndParagraphBackground.Net.verified.docx
@@ -10,7 +10,7 @@
         <w:rPr>
           <w:shd w:val="clear" w:fill="E8F4FD"/>
         </w:rPr>
-        <w:t xml:space="preserve">Light blue paragraph with </w:t>
+        <w:t xml:space="preserve"> Light blue paragraph with </w:t>
       </w:r>
       <w:r>
         <w:rPr>
@@ -22,7 +22,7 @@
         <w:rPr>
           <w:shd w:val="clear" w:fill="E8F4FD"/>
         </w:rPr>
-        <w:t xml:space="preserve"> text inside.</w:t>
+        <w:t xml:space="preserve"> text inside. </w:t>
       </w:r>
     </w:p>
     <w:sectPr>
